--- a/2025-2026/МОЗИиИБ/laboratory/lab5/report/_output/report.docx
+++ b/2025-2026/МОЗИиИБ/laboratory/lab5/report/_output/report.docx
@@ -7,7 +7,7 @@
         <w:pStyle w:val="Title"/>
       </w:pPr>
       <w:r>
-        <w:t xml:space="preserve">ЛАБОРАТОРНАЯ РАБОТА Nº3</w:t>
+        <w:t xml:space="preserve">ЛАБОРАТОРНАЯ РАБОТА Nº5</w:t>
       </w:r>
     </w:p>
     <w:p>
@@ -15,7 +15,7 @@
         <w:pStyle w:val="Subtitle"/>
       </w:pPr>
       <w:r>
-        <w:t xml:space="preserve">Шифрование гаммированием</w:t>
+        <w:t xml:space="preserve">Вероятностные алгоритмы проверки чисел на простоту</w:t>
       </w:r>
     </w:p>
     <w:p>
@@ -66,7 +66,7 @@
         <w:pStyle w:val="FirstParagraph"/>
       </w:pPr>
       <w:r>
-        <w:t xml:space="preserve">Изучение и практическое применение методов программной реализации алгоритма шифрования гаммированием конечной гаммой.</w:t>
+        <w:t xml:space="preserve">Изучение и практическое применение методов программной реализации Вероятностных алгоритмов проверки чисел на простоту.</w:t>
       </w:r>
     </w:p>
     <w:bookmarkEnd w:id="20"/>
@@ -88,7 +88,25 @@
         </w:numPr>
       </w:pPr>
       <w:r>
-        <w:t xml:space="preserve">Реализовать алгоритм шифрования гаммированием конечной гаммой.</w:t>
+        <w:t xml:space="preserve">Реализовать алгоритм ест Ферма.</w:t>
+      </w:r>
+    </w:p>
+    <w:p>
+      <w:pPr>
+        <w:pStyle w:val="Compact"/>
+        <w:numPr>
+          <w:ilvl w:val="0"/>
+          <w:numId w:val="1001"/>
+        </w:numPr>
+      </w:pPr>
+      <w:r>
+        <w:t xml:space="preserve">Алгоритм вычисления символа Якоби.</w:t>
+      </w:r>
+      <w:r>
+        <w:t xml:space="preserve"> </w:t>
+      </w:r>
+      <w:r>
+        <w:t xml:space="preserve">3ю Алгоритм, реализующий тест Соловэя-Штрассена.</w:t>
       </w:r>
     </w:p>
     <w:bookmarkEnd w:id="21"/>
